--- a/apps/fidelity/fixtures/spike-baseline-02.docx
+++ b/apps/fidelity/fixtures/spike-baseline-02.docx
@@ -1,9 +1,10 @@
 
 <file path=word/document.xml><?xml version="1.0" encoding="utf-8"?>
-<w:document xmlns:wpc="http://schemas.microsoft.com/office/word/2010/wordprocessingCanvas" xmlns:cx="http://schemas.microsoft.com/office/drawing/2014/chartex" xmlns:cx1="http://schemas.microsoft.com/office/drawing/2015/9/8/chartex" xmlns:cx2="http://schemas.microsoft.com/office/drawing/2015/10/21/chartex" xmlns:cx3="http://schemas.microsoft.com/office/drawing/2016/5/9/chartex" xmlns:cx4="http://schemas.microsoft.com/office/drawing/2016/5/10/chartex" xmlns:cx5="http://schemas.microsoft.com/office/drawing/2016/5/11/chartex" xmlns:cx6="http://schemas.microsoft.com/office/drawing/2016/5/12/chartex" xmlns:cx7="http://schemas.microsoft.com/office/drawing/2016/5/13/chartex" xmlns:cx8="http://schemas.microsoft.com/office/drawing/2016/5/14/chartex" xmlns:mc="http://schemas.openxmlformats.org/markup-compatibility/2006" xmlns:aink="http://schemas.microsoft.com/office/drawing/2016/ink" xmlns:am3d="http://schemas.microsoft.com/office/drawing/2017/model3d" xmlns:o="urn:schemas-microsoft-com:office:office" xmlns:oel="http://schemas.microsoft.com/office/2019/extlst" xmlns:r="http://schemas.openxmlformats.org/officeDocument/2006/relationships" xmlns:m="http://schemas.openxmlformats.org/officeDocument/2006/math" xmlns:v="urn:schemas-microsoft-com:vml" xmlns:wp14="http://schemas.microsoft.com/office/word/2010/wordprocessingDrawing" xmlns:wp="http://schemas.openxmlformats.org/drawingml/2006/wordprocessingDrawing" xmlns:w10="urn:schemas-microsoft-com:office:word" xmlns:w="http://schemas.openxmlformats.org/wordprocessingml/2006/main" xmlns:w14="http://schemas.microsoft.com/office/word/2010/wordml" xmlns:w15="http://schemas.microsoft.com/office/word/2012/wordml" xmlns:w16cei="http://schemas.microsoft.com/office/word/2026/wordml/cei" xmlns:w16cex="http://schemas.microsoft.com/office/word/2018/wordml/cex" xmlns:w16cid="http://schemas.microsoft.com/office/word/2016/wordml/cid" xmlns:w16="http://schemas.microsoft.com/office/word/2018/wordml" xmlns:w16du="http://schemas.microsoft.com/office/word/2023/wordml/word16du" xmlns:w16sdtdh="http://schemas.microsoft.com/office/word/2020/wordml/sdtdatahash" xmlns:w16sdtfl="http://schemas.microsoft.com/office/word/2024/wordml/sdtformatlock" xmlns:w16se="http://schemas.microsoft.com/office/word/2015/wordml/symex" xmlns:wpg="http://schemas.microsoft.com/office/word/2010/wordprocessingGroup" xmlns:wpi="http://schemas.microsoft.com/office/word/2010/wordprocessingInk" xmlns:wne="http://schemas.microsoft.com/office/word/2006/wordml" xmlns:wps="http://schemas.microsoft.com/office/word/2010/wordprocessingShape" mc:Ignorable="w14 w15 w16se w16cid w16 w16cex w16sdtdh w16sdtfl w16du wp14">
+<w:document xmlns:wpc="http://schemas.microsoft.com/office/word/2010/wordprocessingCanvas" xmlns:cx="http://schemas.microsoft.com/office/drawing/2014/chartex" xmlns:cx1="http://schemas.microsoft.com/office/drawing/2015/9/8/chartex" xmlns:cx2="http://schemas.microsoft.com/office/drawing/2015/10/21/chartex" xmlns:cx3="http://schemas.microsoft.com/office/drawing/2016/5/9/chartex" xmlns:cx4="http://schemas.microsoft.com/office/drawing/2016/5/10/chartex" xmlns:cx5="http://schemas.microsoft.com/office/drawing/2016/5/11/chartex" xmlns:cx6="http://schemas.microsoft.com/office/drawing/2016/5/12/chartex" xmlns:cx7="http://schemas.microsoft.com/office/drawing/2016/5/13/chartex" xmlns:cx8="http://schemas.microsoft.com/office/drawing/2016/5/14/chartex" xmlns:mc="http://schemas.openxmlformats.org/markup-compatibility/2006" xmlns:aink="http://schemas.microsoft.com/office/drawing/2016/ink" xmlns:am3d="http://schemas.microsoft.com/office/drawing/2017/model3d" xmlns:o="urn:schemas-microsoft-com:office:office" xmlns:oel="http://schemas.microsoft.com/office/2019/extlst" xmlns:r="http://schemas.openxmlformats.org/officeDocument/2006/relationships" xmlns:m="http://schemas.openxmlformats.org/officeDocument/2006/math" xmlns:v="urn:schemas-microsoft-com:vml" xmlns:wp14="http://schemas.microsoft.com/office/word/2010/wordprocessingDrawing" xmlns:wp="http://schemas.openxmlformats.org/drawingml/2006/wordprocessingDrawing" xmlns:w10="urn:schemas-microsoft-com:office:word" xmlns:w="http://schemas.openxmlformats.org/wordprocessingml/2006/main" xmlns:w14="http://schemas.microsoft.com/office/word/2010/wordml" xmlns:w15="http://schemas.microsoft.com/office/word/2012/wordml" xmlns:w16cex="http://schemas.microsoft.com/office/word/2018/wordml/cex" xmlns:w16cid="http://schemas.microsoft.com/office/word/2016/wordml/cid" xmlns:w16="http://schemas.microsoft.com/office/word/2018/wordml" xmlns:w16du="http://schemas.microsoft.com/office/word/2023/wordml/word16du" xmlns:w16sdtdh="http://schemas.microsoft.com/office/word/2020/wordml/sdtdatahash" xmlns:w16sdtfl="http://schemas.microsoft.com/office/word/2024/wordml/sdtformatlock" xmlns:w16se="http://schemas.microsoft.com/office/word/2015/wordml/symex" xmlns:wpg="http://schemas.microsoft.com/office/word/2010/wordprocessingGroup" xmlns:wpi="http://schemas.microsoft.com/office/word/2010/wordprocessingInk" xmlns:wne="http://schemas.microsoft.com/office/word/2006/wordml" xmlns:wps="http://schemas.microsoft.com/office/word/2010/wordprocessingShape" mc:Ignorable="w14 w15 w16se w16cid w16 w16cex w16sdtdh w16sdtfl w16du wp14">
   <w:body>
     <w:p>
       <w:pPr>
+        <w:widowControl/>
         <w:jc w:val="left"/>
         <w:rPr>
           <w:rFonts w:ascii="Times New Roman" w:eastAsia="宋体" w:hAnsi="Times New Roman" w:hint="eastAsia"/>
@@ -21,6 +22,7 @@
     <w:p>
       <w:pPr>
         <w:pageBreakBefore/>
+        <w:widowControl/>
         <w:jc w:val="left"/>
         <w:rPr>
           <w:rFonts w:ascii="Times New Roman" w:eastAsia="仿宋" w:hAnsi="Times New Roman" w:hint="eastAsia"/>
@@ -32,13 +34,13 @@
           <w:rFonts w:ascii="Times New Roman" w:eastAsia="仿宋" w:hAnsi="Times New Roman" w:hint="eastAsia"/>
           <w:sz w:val="144"/>
         </w:rPr>
-        <w:lastRenderedPageBreak/>
         <w:t>仿七十二</w:t>
       </w:r>
     </w:p>
     <w:p>
       <w:pPr>
         <w:pageBreakBefore/>
+        <w:widowControl/>
         <w:jc w:val="left"/>
         <w:rPr>
           <w:rFonts w:ascii="Times New Roman" w:eastAsia="等线" w:hAnsi="Times New Roman" w:hint="eastAsia"/>
@@ -50,13 +52,13 @@
           <w:rFonts w:ascii="Times New Roman" w:eastAsia="等线" w:hAnsi="Times New Roman" w:hint="eastAsia"/>
           <w:sz w:val="144"/>
         </w:rPr>
-        <w:lastRenderedPageBreak/>
         <w:t>等七十二</w:t>
       </w:r>
     </w:p>
     <w:p>
       <w:pPr>
         <w:pageBreakBefore/>
+        <w:widowControl/>
         <w:jc w:val="left"/>
         <w:rPr>
           <w:rFonts w:ascii="Times New Roman" w:eastAsia="微软雅黑" w:hAnsi="Times New Roman" w:hint="eastAsia"/>
@@ -68,13 +70,13 @@
           <w:rFonts w:ascii="Times New Roman" w:eastAsia="微软雅黑" w:hAnsi="Times New Roman" w:hint="eastAsia"/>
           <w:sz w:val="120"/>
         </w:rPr>
-        <w:lastRenderedPageBreak/>
         <w:t>雅六十</w:t>
       </w:r>
     </w:p>
     <w:p>
       <w:pPr>
         <w:pageBreakBefore/>
+        <w:widowControl/>
         <w:jc w:val="left"/>
         <w:rPr>
           <w:rFonts w:ascii="Times New Roman" w:eastAsia="楷体" w:hAnsi="Times New Roman" w:hint="eastAsia"/>
@@ -86,13 +88,13 @@
           <w:rFonts w:ascii="Times New Roman" w:eastAsia="楷体" w:hAnsi="Times New Roman" w:hint="eastAsia"/>
           <w:sz w:val="96"/>
         </w:rPr>
-        <w:lastRenderedPageBreak/>
         <w:t>楷四十八</w:t>
       </w:r>
     </w:p>
     <w:p>
       <w:pPr>
         <w:pageBreakBefore/>
+        <w:widowControl/>
         <w:jc w:val="left"/>
         <w:rPr>
           <w:rFonts w:ascii="Times New Roman" w:eastAsia="黑体" w:hAnsi="Times New Roman" w:hint="eastAsia"/>
@@ -104,13 +106,13 @@
           <w:rFonts w:ascii="Times New Roman" w:eastAsia="黑体" w:hAnsi="Times New Roman" w:hint="eastAsia"/>
           <w:sz w:val="96"/>
         </w:rPr>
-        <w:lastRenderedPageBreak/>
         <w:t>黑四十八</w:t>
       </w:r>
     </w:p>
     <w:p>
       <w:pPr>
         <w:pageBreakBefore/>
+        <w:widowControl/>
         <w:jc w:val="left"/>
         <w:rPr>
           <w:rFonts w:ascii="Times New Roman" w:eastAsia="宋体" w:hAnsi="Times New Roman"/>
@@ -122,13 +124,13 @@
           <w:rFonts w:ascii="Times New Roman" w:eastAsia="宋体" w:hAnsi="Times New Roman"/>
           <w:sz w:val="144"/>
         </w:rPr>
-        <w:lastRenderedPageBreak/>
         <w:t>Tj 72</w:t>
       </w:r>
     </w:p>
     <w:p>
       <w:pPr>
         <w:pageBreakBefore/>
+        <w:widowControl/>
         <w:jc w:val="left"/>
         <w:rPr>
           <w:rFonts w:ascii="Arial" w:eastAsia="宋体" w:hAnsi="Arial"/>
@@ -140,13 +142,13 @@
           <w:rFonts w:ascii="Arial" w:eastAsia="宋体" w:hAnsi="Arial"/>
           <w:sz w:val="144"/>
         </w:rPr>
-        <w:lastRenderedPageBreak/>
         <w:t>Aj 72</w:t>
       </w:r>
     </w:p>
     <w:p>
       <w:pPr>
         <w:pageBreakBefore/>
+        <w:widowControl/>
         <w:jc w:val="left"/>
         <w:rPr>
           <w:rFonts w:ascii="Times New Roman" w:eastAsia="宋体" w:hAnsi="Times New Roman"/>
@@ -158,13 +160,13 @@
           <w:rFonts w:ascii="Times New Roman" w:eastAsia="宋体" w:hAnsi="Times New Roman"/>
           <w:sz w:val="96"/>
         </w:rPr>
-        <w:lastRenderedPageBreak/>
         <w:t>Tj 48</w:t>
       </w:r>
     </w:p>
     <w:p>
       <w:pPr>
         <w:pageBreakBefore/>
+        <w:widowControl/>
         <w:jc w:val="left"/>
         <w:rPr>
           <w:rFonts w:ascii="Arial" w:eastAsia="宋体" w:hAnsi="Arial"/>
@@ -176,13 +178,13 @@
           <w:rFonts w:ascii="Arial" w:eastAsia="宋体" w:hAnsi="Arial"/>
           <w:sz w:val="96"/>
         </w:rPr>
-        <w:lastRenderedPageBreak/>
         <w:t>Aj 48</w:t>
       </w:r>
     </w:p>
     <w:p>
       <w:pPr>
         <w:pageBreakBefore/>
+        <w:widowControl/>
         <w:jc w:val="left"/>
         <w:rPr>
           <w:rFonts w:ascii="Arial" w:eastAsia="宋体" w:hAnsi="Arial" w:hint="eastAsia"/>
@@ -214,6 +216,7 @@
     <w:p>
       <w:pPr>
         <w:pageBreakBefore/>
+        <w:widowControl/>
         <w:jc w:val="left"/>
         <w:rPr>
           <w:rFonts w:ascii="Times New Roman" w:eastAsia="等线" w:hAnsi="Times New Roman" w:hint="eastAsia"/>
@@ -245,6 +248,7 @@
     <w:p>
       <w:pPr>
         <w:pageBreakBefore/>
+        <w:widowControl/>
         <w:jc w:val="left"/>
         <w:rPr>
           <w:rFonts w:ascii="Arial" w:eastAsia="微软雅黑" w:hAnsi="Arial" w:hint="eastAsia"/>
@@ -276,6 +280,7 @@
     <w:p>
       <w:pPr>
         <w:pageBreakBefore/>
+        <w:widowControl/>
         <w:jc w:val="left"/>
         <w:rPr>
           <w:rFonts w:ascii="Times New Roman" w:eastAsia="楷体" w:hAnsi="Times New Roman" w:hint="eastAsia"/>
@@ -721,7 +726,7 @@
     <w:link w:val="10"/>
     <w:uiPriority w:val="9"/>
     <w:qFormat/>
-    <w:rsid w:val="000B3ECB"/>
+    <w:rsid w:val="00BA575B"/>
     <w:pPr>
       <w:keepNext/>
       <w:keepLines/>
@@ -744,7 +749,7 @@
     <w:semiHidden/>
     <w:unhideWhenUsed/>
     <w:qFormat/>
-    <w:rsid w:val="000B3ECB"/>
+    <w:rsid w:val="00BA575B"/>
     <w:pPr>
       <w:keepNext/>
       <w:keepLines/>
@@ -767,7 +772,7 @@
     <w:semiHidden/>
     <w:unhideWhenUsed/>
     <w:qFormat/>
-    <w:rsid w:val="000B3ECB"/>
+    <w:rsid w:val="00BA575B"/>
     <w:pPr>
       <w:keepNext/>
       <w:keepLines/>
@@ -790,7 +795,7 @@
     <w:semiHidden/>
     <w:unhideWhenUsed/>
     <w:qFormat/>
-    <w:rsid w:val="000B3ECB"/>
+    <w:rsid w:val="00BA575B"/>
     <w:pPr>
       <w:keepNext/>
       <w:keepLines/>
@@ -813,7 +818,7 @@
     <w:semiHidden/>
     <w:unhideWhenUsed/>
     <w:qFormat/>
-    <w:rsid w:val="000B3ECB"/>
+    <w:rsid w:val="00BA575B"/>
     <w:pPr>
       <w:keepNext/>
       <w:keepLines/>
@@ -836,7 +841,7 @@
     <w:semiHidden/>
     <w:unhideWhenUsed/>
     <w:qFormat/>
-    <w:rsid w:val="000B3ECB"/>
+    <w:rsid w:val="00BA575B"/>
     <w:pPr>
       <w:keepNext/>
       <w:keepLines/>
@@ -859,7 +864,7 @@
     <w:semiHidden/>
     <w:unhideWhenUsed/>
     <w:qFormat/>
-    <w:rsid w:val="000B3ECB"/>
+    <w:rsid w:val="00BA575B"/>
     <w:pPr>
       <w:keepNext/>
       <w:keepLines/>
@@ -882,7 +887,7 @@
     <w:semiHidden/>
     <w:unhideWhenUsed/>
     <w:qFormat/>
-    <w:rsid w:val="000B3ECB"/>
+    <w:rsid w:val="00BA575B"/>
     <w:pPr>
       <w:keepNext/>
       <w:keepLines/>
@@ -902,7 +907,7 @@
     <w:semiHidden/>
     <w:unhideWhenUsed/>
     <w:qFormat/>
-    <w:rsid w:val="000B3ECB"/>
+    <w:rsid w:val="00BA575B"/>
     <w:pPr>
       <w:keepNext/>
       <w:keepLines/>
@@ -945,7 +950,7 @@
     <w:basedOn w:val="a0"/>
     <w:link w:val="1"/>
     <w:uiPriority w:val="9"/>
-    <w:rsid w:val="000B3ECB"/>
+    <w:rsid w:val="00BA575B"/>
     <w:rPr>
       <w:rFonts w:asciiTheme="majorHAnsi" w:eastAsiaTheme="majorEastAsia" w:hAnsiTheme="majorHAnsi" w:cstheme="majorBidi"/>
       <w:color w:val="0F4761" w:themeColor="accent1" w:themeShade="BF"/>
@@ -959,7 +964,7 @@
     <w:link w:val="2"/>
     <w:uiPriority w:val="9"/>
     <w:semiHidden/>
-    <w:rsid w:val="000B3ECB"/>
+    <w:rsid w:val="00BA575B"/>
     <w:rPr>
       <w:rFonts w:asciiTheme="majorHAnsi" w:eastAsiaTheme="majorEastAsia" w:hAnsiTheme="majorHAnsi" w:cstheme="majorBidi"/>
       <w:color w:val="0F4761" w:themeColor="accent1" w:themeShade="BF"/>
@@ -973,7 +978,7 @@
     <w:link w:val="3"/>
     <w:uiPriority w:val="9"/>
     <w:semiHidden/>
-    <w:rsid w:val="000B3ECB"/>
+    <w:rsid w:val="00BA575B"/>
     <w:rPr>
       <w:rFonts w:asciiTheme="majorHAnsi" w:eastAsiaTheme="majorEastAsia" w:hAnsiTheme="majorHAnsi" w:cstheme="majorBidi"/>
       <w:color w:val="0F4761" w:themeColor="accent1" w:themeShade="BF"/>
@@ -987,7 +992,7 @@
     <w:link w:val="4"/>
     <w:uiPriority w:val="9"/>
     <w:semiHidden/>
-    <w:rsid w:val="000B3ECB"/>
+    <w:rsid w:val="00BA575B"/>
     <w:rPr>
       <w:rFonts w:cstheme="majorBidi"/>
       <w:color w:val="0F4761" w:themeColor="accent1" w:themeShade="BF"/>
@@ -1001,7 +1006,7 @@
     <w:link w:val="5"/>
     <w:uiPriority w:val="9"/>
     <w:semiHidden/>
-    <w:rsid w:val="000B3ECB"/>
+    <w:rsid w:val="00BA575B"/>
     <w:rPr>
       <w:rFonts w:cstheme="majorBidi"/>
       <w:color w:val="0F4761" w:themeColor="accent1" w:themeShade="BF"/>
@@ -1015,7 +1020,7 @@
     <w:link w:val="6"/>
     <w:uiPriority w:val="9"/>
     <w:semiHidden/>
-    <w:rsid w:val="000B3ECB"/>
+    <w:rsid w:val="00BA575B"/>
     <w:rPr>
       <w:rFonts w:cstheme="majorBidi"/>
       <w:b/>
@@ -1029,7 +1034,7 @@
     <w:link w:val="7"/>
     <w:uiPriority w:val="9"/>
     <w:semiHidden/>
-    <w:rsid w:val="000B3ECB"/>
+    <w:rsid w:val="00BA575B"/>
     <w:rPr>
       <w:rFonts w:cstheme="majorBidi"/>
       <w:b/>
@@ -1043,7 +1048,7 @@
     <w:link w:val="8"/>
     <w:uiPriority w:val="9"/>
     <w:semiHidden/>
-    <w:rsid w:val="000B3ECB"/>
+    <w:rsid w:val="00BA575B"/>
     <w:rPr>
       <w:rFonts w:cstheme="majorBidi"/>
       <w:color w:val="595959" w:themeColor="text1" w:themeTint="A6"/>
@@ -1055,7 +1060,7 @@
     <w:link w:val="9"/>
     <w:uiPriority w:val="9"/>
     <w:semiHidden/>
-    <w:rsid w:val="000B3ECB"/>
+    <w:rsid w:val="00BA575B"/>
     <w:rPr>
       <w:rFonts w:eastAsiaTheme="majorEastAsia" w:cstheme="majorBidi"/>
       <w:color w:val="595959" w:themeColor="text1" w:themeTint="A6"/>
@@ -1068,7 +1073,7 @@
     <w:link w:val="a4"/>
     <w:uiPriority w:val="10"/>
     <w:qFormat/>
-    <w:rsid w:val="000B3ECB"/>
+    <w:rsid w:val="00BA575B"/>
     <w:pPr>
       <w:spacing w:after="80"/>
       <w:contextualSpacing/>
@@ -1087,7 +1092,7 @@
     <w:basedOn w:val="a0"/>
     <w:link w:val="a3"/>
     <w:uiPriority w:val="10"/>
-    <w:rsid w:val="000B3ECB"/>
+    <w:rsid w:val="00BA575B"/>
     <w:rPr>
       <w:rFonts w:asciiTheme="majorHAnsi" w:eastAsiaTheme="majorEastAsia" w:hAnsiTheme="majorHAnsi" w:cstheme="majorBidi"/>
       <w:spacing w:val="-10"/>
@@ -1103,7 +1108,7 @@
     <w:link w:val="a6"/>
     <w:uiPriority w:val="11"/>
     <w:qFormat/>
-    <w:rsid w:val="000B3ECB"/>
+    <w:rsid w:val="00BA575B"/>
     <w:pPr>
       <w:numPr>
         <w:ilvl w:val="1"/>
@@ -1124,7 +1129,7 @@
     <w:basedOn w:val="a0"/>
     <w:link w:val="a5"/>
     <w:uiPriority w:val="11"/>
-    <w:rsid w:val="000B3ECB"/>
+    <w:rsid w:val="00BA575B"/>
     <w:rPr>
       <w:rFonts w:asciiTheme="majorHAnsi" w:eastAsiaTheme="majorEastAsia" w:hAnsiTheme="majorHAnsi" w:cstheme="majorBidi"/>
       <w:color w:val="595959" w:themeColor="text1" w:themeTint="A6"/>
@@ -1140,7 +1145,7 @@
     <w:link w:val="a8"/>
     <w:uiPriority w:val="29"/>
     <w:qFormat/>
-    <w:rsid w:val="000B3ECB"/>
+    <w:rsid w:val="00BA575B"/>
     <w:pPr>
       <w:spacing w:before="160" w:after="160"/>
       <w:jc w:val="center"/>
@@ -1156,7 +1161,7 @@
     <w:basedOn w:val="a0"/>
     <w:link w:val="a7"/>
     <w:uiPriority w:val="29"/>
-    <w:rsid w:val="000B3ECB"/>
+    <w:rsid w:val="00BA575B"/>
     <w:rPr>
       <w:i/>
       <w:iCs/>
@@ -1168,7 +1173,7 @@
     <w:basedOn w:val="a"/>
     <w:uiPriority w:val="34"/>
     <w:qFormat/>
-    <w:rsid w:val="000B3ECB"/>
+    <w:rsid w:val="00BA575B"/>
     <w:pPr>
       <w:ind w:left="720"/>
       <w:contextualSpacing/>
@@ -1179,7 +1184,7 @@
     <w:basedOn w:val="a0"/>
     <w:uiPriority w:val="21"/>
     <w:qFormat/>
-    <w:rsid w:val="000B3ECB"/>
+    <w:rsid w:val="00BA575B"/>
     <w:rPr>
       <w:i/>
       <w:iCs/>
@@ -1193,7 +1198,7 @@
     <w:link w:val="ac"/>
     <w:uiPriority w:val="30"/>
     <w:qFormat/>
-    <w:rsid w:val="000B3ECB"/>
+    <w:rsid w:val="00BA575B"/>
     <w:pPr>
       <w:pBdr>
         <w:top w:val="single" w:sz="4" w:space="10" w:color="0F4761" w:themeColor="accent1" w:themeShade="BF"/>
@@ -1214,7 +1219,7 @@
     <w:basedOn w:val="a0"/>
     <w:link w:val="ab"/>
     <w:uiPriority w:val="30"/>
-    <w:rsid w:val="000B3ECB"/>
+    <w:rsid w:val="00BA575B"/>
     <w:rPr>
       <w:i/>
       <w:iCs/>
@@ -1226,7 +1231,7 @@
     <w:basedOn w:val="a0"/>
     <w:uiPriority w:val="32"/>
     <w:qFormat/>
-    <w:rsid w:val="000B3ECB"/>
+    <w:rsid w:val="00BA575B"/>
     <w:rPr>
       <w:b/>
       <w:bCs/>
